--- a/01 Tanakh/02 Nevi_im/02 Latter Prophets/11 Yirmeyahu/Yirmeyahu 47.docx
+++ b/01 Tanakh/02 Nevi_im/02 Latter Prophets/11 Yirmeyahu/Yirmeyahu 47.docx
@@ -22,7 +22,7 @@
           <w:szCs w:val="24"/>
           <w:rtl w:val="0"/>
         </w:rPr>
-        <w:t xml:space="preserve">(Book Title)</w:t>
+        <w:t xml:space="preserve">Yirmeyahu</w:t>
       </w:r>
     </w:p>
     <w:p>
@@ -43,7 +43,12 @@
           <w:szCs w:val="40"/>
           <w:rtl w:val="0"/>
         </w:rPr>
-        <w:t xml:space="preserve">1</w:t>
+        <w:t xml:space="preserve">47</w:t>
+      </w:r>
+      <w:r>
+        <w:rPr>
+          <w:rtl w:val="0"/>
+        </w:rPr>
       </w:r>
     </w:p>
     <w:p>
@@ -84,10 +89,8 @@
     </w:p>
     <w:p>
       <w:pPr>
-        <w:ind w:firstLine="720"/>
-        <w:rPr>
-          <w:b w:val="1"/>
-          <w:bCs w:val="1"/>
+        <w:ind w:left="0" w:firstLine="0"/>
+        <w:rPr>
           <w:sz w:val="24"/>
           <w:szCs w:val="24"/>
         </w:rPr>
@@ -117,70 +120,7 @@
           <w:szCs w:val="24"/>
           <w:rtl w:val="0"/>
         </w:rPr>
-        <w:t xml:space="preserve">Text</w:t>
-      </w:r>
-    </w:p>
-    <w:p>
-      <w:pPr>
-        <w:rPr>
-          <w:sz w:val="24"/>
-          <w:szCs w:val="24"/>
-        </w:rPr>
-      </w:pPr>
-      <w:r>
-        <w:rPr>
-          <w:rtl w:val="0"/>
-        </w:rPr>
-      </w:r>
-    </w:p>
-    <w:p>
-      <w:pPr>
-        <w:rPr>
-          <w:sz w:val="24"/>
-          <w:szCs w:val="24"/>
-        </w:rPr>
-      </w:pPr>
-      <w:r>
-        <w:rPr>
-          <w:rtl w:val="0"/>
-        </w:rPr>
-      </w:r>
-    </w:p>
-    <w:p>
-      <w:pPr>
-        <w:ind w:firstLine="720"/>
-        <w:rPr>
-          <w:b w:val="1"/>
-          <w:bCs w:val="1"/>
-          <w:sz w:val="24"/>
-          <w:szCs w:val="24"/>
-        </w:rPr>
-      </w:pPr>
-      <w:r>
-        <w:rPr>
-          <w:b w:val="1"/>
-          <w:bCs w:val="1"/>
-          <w:sz w:val="24"/>
-          <w:szCs w:val="24"/>
-          <w:rtl w:val="0"/>
-        </w:rPr>
-        <w:t xml:space="preserve">(Section Title)</w:t>
-      </w:r>
-    </w:p>
-    <w:p>
-      <w:pPr>
-        <w:ind w:firstLine="720"/>
-        <w:rPr>
-          <w:b w:val="1"/>
-          <w:bCs w:val="1"/>
-          <w:sz w:val="24"/>
-          <w:szCs w:val="24"/>
-        </w:rPr>
-      </w:pPr>
-      <w:r>
-        <w:rPr>
-          <w:rtl w:val="0"/>
-        </w:rPr>
+        <w:t xml:space="preserve">This word of EHYEH came to Yirmeyahu the prophet concerning the P’lishtim before Pharaoh attacked ‘Azah:</w:t>
       </w:r>
     </w:p>
     <w:p>
@@ -202,98 +142,7 @@
           <w:szCs w:val="24"/>
           <w:rtl w:val="0"/>
         </w:rPr>
-        <w:t xml:space="preserve">Text</w:t>
-      </w:r>
-    </w:p>
-    <w:p>
-      <w:pPr>
-        <w:rPr>
-          <w:sz w:val="24"/>
-          <w:szCs w:val="24"/>
-        </w:rPr>
-      </w:pPr>
-      <w:r>
-        <w:rPr>
-          <w:rtl w:val="0"/>
-        </w:rPr>
-      </w:r>
-    </w:p>
-    <w:p>
-      <w:pPr>
-        <w:jc w:val="center"/>
-        <w:rPr>
-          <w:b w:val="1"/>
-          <w:bCs w:val="1"/>
-          <w:sz w:val="40"/>
-          <w:szCs w:val="40"/>
-        </w:rPr>
-      </w:pPr>
-      <w:r>
-        <w:rPr>
-          <w:b w:val="1"/>
-          <w:bCs w:val="1"/>
-          <w:color w:val="999999"/>
-          <w:sz w:val="24"/>
-          <w:szCs w:val="24"/>
-          <w:rtl w:val="0"/>
-        </w:rPr>
-        <w:t xml:space="preserve">(Book Title)</w:t>
-      </w:r>
-      <w:r>
-        <w:rPr>
-          <w:rtl w:val="0"/>
-        </w:rPr>
-      </w:r>
-    </w:p>
-    <w:p>
-      <w:pPr>
-        <w:jc w:val="center"/>
-        <w:rPr>
-          <w:b w:val="1"/>
-          <w:bCs w:val="1"/>
-          <w:sz w:val="40"/>
-          <w:szCs w:val="40"/>
-        </w:rPr>
-      </w:pPr>
-      <w:r>
-        <w:rPr>
-          <w:b w:val="1"/>
-          <w:bCs w:val="1"/>
-          <w:sz w:val="40"/>
-          <w:szCs w:val="40"/>
-          <w:rtl w:val="0"/>
-        </w:rPr>
-        <w:t xml:space="preserve">1</w:t>
-      </w:r>
-    </w:p>
-    <w:p>
-      <w:pPr>
-        <w:rPr>
-          <w:b w:val="1"/>
-          <w:bCs w:val="1"/>
-          <w:sz w:val="24"/>
-          <w:szCs w:val="24"/>
-        </w:rPr>
-      </w:pPr>
-      <w:r>
-        <w:rPr>
-          <w:rtl w:val="0"/>
-        </w:rPr>
-      </w:r>
-    </w:p>
-    <w:p>
-      <w:pPr>
-        <w:rPr>
-          <w:b w:val="1"/>
-          <w:bCs w:val="1"/>
-          <w:sz w:val="24"/>
-          <w:szCs w:val="24"/>
-        </w:rPr>
-      </w:pPr>
-      <w:r>
-        <w:rPr>
-          <w:rtl w:val="0"/>
-        </w:rPr>
+        <w:t xml:space="preserve">“Here is what EHYEH says: ‘Water is rising out of the north; it will become a flooding stream, flooding the land and all that is in it, the city and its inhabitants. The people are crying out in alarm, everyone in the land is weeping</w:t>
       </w:r>
     </w:p>
     <w:p>
@@ -315,7 +164,95 @@
           <w:szCs w:val="24"/>
           <w:rtl w:val="0"/>
         </w:rPr>
-        <w:t xml:space="preserve">Text</w:t>
+        <w:t xml:space="preserve">at the thunderous pound of his stallions’ hoofs, at his rattling chariots’ rumbling wheels. Fathers fail to turn back for their children; instead, their hands hang limp,</w:t>
+      </w:r>
+    </w:p>
+    <w:p>
+      <w:pPr>
+        <w:numPr>
+          <w:ilvl w:val="0"/>
+          <w:numId w:val="1"/>
+        </w:numPr>
+        <w:ind w:left="720" w:hanging="360"/>
+        <w:rPr>
+          <w:sz w:val="24"/>
+          <w:szCs w:val="24"/>
+          <w:u w:val="none"/>
+        </w:rPr>
+      </w:pPr>
+      <w:r>
+        <w:rPr>
+          <w:sz w:val="24"/>
+          <w:szCs w:val="24"/>
+          <w:rtl w:val="0"/>
+        </w:rPr>
+        <w:t xml:space="preserve">because the day has come for destroying all the P’lishtim, for cutting off from Tzor and Tzidon the last of their allies; for EHYEH is destroying the P’lishtim, the remnant from the island of Kaftor.</w:t>
+      </w:r>
+    </w:p>
+    <w:p>
+      <w:pPr>
+        <w:numPr>
+          <w:ilvl w:val="0"/>
+          <w:numId w:val="1"/>
+        </w:numPr>
+        <w:ind w:left="720" w:hanging="360"/>
+        <w:rPr>
+          <w:sz w:val="24"/>
+          <w:szCs w:val="24"/>
+          <w:u w:val="none"/>
+        </w:rPr>
+      </w:pPr>
+      <w:r>
+        <w:rPr>
+          <w:sz w:val="24"/>
+          <w:szCs w:val="24"/>
+          <w:rtl w:val="0"/>
+        </w:rPr>
+        <w:t xml:space="preserve">‘Azah is shaved bald, Ashkelon reduced to silence. Those of you who remain in their valley, how long will you go on gashing yourselves?’”</w:t>
+      </w:r>
+    </w:p>
+    <w:p>
+      <w:pPr>
+        <w:numPr>
+          <w:ilvl w:val="0"/>
+          <w:numId w:val="1"/>
+        </w:numPr>
+        <w:ind w:left="720" w:hanging="360"/>
+        <w:rPr>
+          <w:sz w:val="24"/>
+          <w:szCs w:val="24"/>
+          <w:u w:val="none"/>
+        </w:rPr>
+      </w:pPr>
+      <w:r>
+        <w:rPr>
+          <w:sz w:val="24"/>
+          <w:szCs w:val="24"/>
+          <w:rtl w:val="0"/>
+        </w:rPr>
+        <w:t xml:space="preserve">Oh, sword of EHYEH, how long till you can be quiet? Put yourself back in your scabbard! Stop! Be still!</w:t>
+      </w:r>
+    </w:p>
+    <w:p>
+      <w:pPr>
+        <w:numPr>
+          <w:ilvl w:val="0"/>
+          <w:numId w:val="1"/>
+        </w:numPr>
+        <w:ind w:left="720" w:hanging="360"/>
+        <w:rPr>
+          <w:sz w:val="24"/>
+          <w:szCs w:val="24"/>
+          <w:u w:val="none"/>
+        </w:rPr>
+      </w:pPr>
+      <w:r>
+        <w:rPr>
+          <w:sz w:val="24"/>
+          <w:szCs w:val="24"/>
+          <w:rtl w:val="0"/>
+        </w:rPr>
+        <w:t xml:space="preserve">But how can you be still? For EHYEH has given it orders against Ashkelon, against the seacoast; he has assigned it its task there.</w:t>
       </w:r>
     </w:p>
     <w:sectPr>
